--- a/Преза/Управление состоянием в React при помощи Signals.docx
+++ b/Преза/Управление состоянием в React при помощи Signals.docx
@@ -15,70 +15,46 @@
           <w:b/>
           <w:bCs/>
         </w:rPr>
-        <w:t xml:space="preserve">// </w:t>
-      </w:r>
-      <w:r>
-        <w:rPr>
-          <w:b/>
-          <w:bCs/>
-        </w:rPr>
-        <w:t>Слайд 1</w:t>
-      </w:r>
-    </w:p>
-    <w:p>
-      <w:pPr>
-        <w:pStyle w:val="Normal"/>
-        <w:rPr/>
-      </w:pPr>
-      <w:r>
-        <w:rPr/>
-        <w:t>Управление состоянием в React при помощи Signals</w:t>
-      </w:r>
-    </w:p>
-    <w:p>
-      <w:pPr>
-        <w:pStyle w:val="Normal"/>
-        <w:rPr/>
-      </w:pPr>
-      <w:r>
-        <w:rPr/>
-        <w:t xml:space="preserve">Мой доклад посвящён управлению состоянием в React на основе сигналов. Сейчас существует довольно много библиотек для управления состоянием. Самые распространённые — Redux, MobX, </w:t>
-      </w:r>
-      <w:r>
-        <w:rPr/>
-        <w:t>Zustand</w:t>
-      </w:r>
-    </w:p>
-    <w:p>
-      <w:pPr>
-        <w:pStyle w:val="Normal"/>
-        <w:rPr/>
-      </w:pPr>
-      <w:r>
-        <w:rPr/>
-      </w:r>
-    </w:p>
-    <w:p>
-      <w:pPr>
-        <w:pStyle w:val="Normal"/>
-        <w:rPr>
-          <w:b/>
-          <w:bCs/>
-        </w:rPr>
-      </w:pPr>
-      <w:r>
-        <w:rPr>
-          <w:b/>
-          <w:bCs/>
-        </w:rPr>
-        <w:t xml:space="preserve">// </w:t>
-      </w:r>
-      <w:r>
-        <w:rPr>
-          <w:b/>
-          <w:bCs/>
-        </w:rPr>
-        <w:t>Слайд 2</w:t>
+        <w:t>// Слайд 1</w:t>
+      </w:r>
+    </w:p>
+    <w:p>
+      <w:pPr>
+        <w:pStyle w:val="Normal"/>
+        <w:rPr/>
+      </w:pPr>
+      <w:r>
+        <w:rPr/>
+        <w:t xml:space="preserve">Мой доклад посвящён управлению состоянием в React на основе сигналов. Сейчас существует довольно много библиотек для управления состоянием. Самые распространённые — Redux, MobX, Zustand. </w:t>
+      </w:r>
+      <w:r>
+        <w:rPr/>
+        <w:t>Они отличаются своими подходами к управлению состоянием.</w:t>
+      </w:r>
+    </w:p>
+    <w:p>
+      <w:pPr>
+        <w:pStyle w:val="Normal"/>
+        <w:rPr/>
+      </w:pPr>
+      <w:r>
+        <w:rPr/>
+      </w:r>
+    </w:p>
+    <w:p>
+      <w:pPr>
+        <w:pStyle w:val="Normal"/>
+        <w:rPr>
+          <w:b/>
+          <w:bCs/>
+        </w:rPr>
+      </w:pPr>
+      <w:r>
+        <w:rPr>
+          <w:b/>
+          <w:bCs/>
+        </w:rPr>
+        <w:t>// Слайд 2</w:t>
       </w:r>
     </w:p>
     <w:p>
@@ -113,14 +89,7 @@
           <w:b/>
           <w:bCs/>
         </w:rPr>
-        <w:t xml:space="preserve">// </w:t>
-      </w:r>
-      <w:r>
-        <w:rPr>
-          <w:b/>
-          <w:bCs/>
-        </w:rPr>
-        <w:t>Слайд 3</w:t>
+        <w:t>// Слайд 3</w:t>
       </w:r>
     </w:p>
     <w:p>
@@ -174,56 +143,42 @@
           <w:b/>
           <w:bCs/>
         </w:rPr>
-        <w:t xml:space="preserve">// </w:t>
-      </w:r>
-      <w:r>
-        <w:rPr>
-          <w:b/>
-          <w:bCs/>
-        </w:rPr>
-        <w:t>Слайд 4</w:t>
-      </w:r>
-    </w:p>
-    <w:p>
-      <w:pPr>
-        <w:pStyle w:val="Normal"/>
-        <w:rPr/>
-      </w:pPr>
-      <w:r>
-        <w:rPr/>
-        <w:t>Представлена базовая модель сигналов. Создаётся сигнал, выводится его значение. После присваивания подписчики уведомляются об изменениях. Также можно использовать вычисляемые сигналы на основе других сигналов. Можно использовать функцию effect, которая также подписывается на изменение сигнала и вызывает функцию, помещённую в её тело.</w:t>
-      </w:r>
-    </w:p>
-    <w:p>
-      <w:pPr>
-        <w:pStyle w:val="Normal"/>
-        <w:rPr/>
-      </w:pPr>
-      <w:r>
-        <w:rPr/>
-      </w:r>
-    </w:p>
-    <w:p>
-      <w:pPr>
-        <w:pStyle w:val="Normal"/>
-        <w:rPr>
-          <w:b/>
-          <w:bCs/>
-        </w:rPr>
-      </w:pPr>
-      <w:r>
-        <w:rPr>
-          <w:b/>
-          <w:bCs/>
-        </w:rPr>
-        <w:t xml:space="preserve">// </w:t>
-      </w:r>
-      <w:r>
-        <w:rPr>
-          <w:b/>
-          <w:bCs/>
-        </w:rPr>
-        <w:t>Слайд 5</w:t>
+        <w:t>// Слайд 4</w:t>
+      </w:r>
+    </w:p>
+    <w:p>
+      <w:pPr>
+        <w:pStyle w:val="Normal"/>
+        <w:rPr/>
+      </w:pPr>
+      <w:r>
+        <w:rPr/>
+        <w:t>Представлена базовая модель сигналов. Создаётся сигнал, выводится его значение. После присваивания подписчики уведомляются об изменениях. Также можно использовать вычисляемые сигналы на основе других сигналов. Можно использовать функцию effect, которая также подписывается на изменение сигнала.</w:t>
+      </w:r>
+    </w:p>
+    <w:p>
+      <w:pPr>
+        <w:pStyle w:val="Normal"/>
+        <w:rPr/>
+      </w:pPr>
+      <w:r>
+        <w:rPr/>
+      </w:r>
+    </w:p>
+    <w:p>
+      <w:pPr>
+        <w:pStyle w:val="Normal"/>
+        <w:rPr>
+          <w:b/>
+          <w:bCs/>
+        </w:rPr>
+      </w:pPr>
+      <w:r>
+        <w:rPr>
+          <w:b/>
+          <w:bCs/>
+        </w:rPr>
+        <w:t>// Слайд 5</w:t>
       </w:r>
     </w:p>
     <w:p>
@@ -364,11 +319,7 @@
       </w:pPr>
       <w:r>
         <w:rPr/>
-        <w:t xml:space="preserve">Дальше пример такого же поведения и такой же логики, только с использованием сигналов. </w:t>
-      </w:r>
-      <w:r>
-        <w:rPr/>
-        <w:t>В библиотеке @preact/signals-react есть хуки для работы с сигналами. Создается сигнал. Добавляем вычисляемое значение. Выводим значение, вычисляемый квадрат и добавляем обработчик инкремента значения. По итогу, все работает так же, за одним но, перерендера кнопки нет.  На маленьких приложениях перендер не имеет значения, но в больших это будет очень весомо, так как зачастую приложение тормозит из за большого кол-ва перенедеров компонентов.</w:t>
+        <w:t>Дальше пример такого же поведения и такой же логики, только с использованием сигналов. В библиотеке @preact/signals-react есть хуки для работы с сигналами. Создается сигнал. Добавляем вычисляемое значение. Выводим значение, вычисляемый квадрат и добавляем обработчик инкремента значения. По итогу, все работает так же, за одним но, перерендера кнопки нет.  На маленьких приложениях перендер не имеет значения, но в больших это будет очень весомо, так как зачастую приложение тормозит из за большого кол-ва перенедеров компонентов.</w:t>
       </w:r>
     </w:p>
     <w:p>
@@ -468,14 +419,7 @@
           <w:b/>
           <w:bCs/>
         </w:rPr>
-        <w:t xml:space="preserve">// ModelTab - </w:t>
-      </w:r>
-      <w:r>
-        <w:rPr>
-          <w:b/>
-          <w:bCs/>
-        </w:rPr>
-        <w:t>пример использования сигналов через модель</w:t>
+        <w:t>// ModelTab - пример использования сигналов через модель</w:t>
       </w:r>
     </w:p>
     <w:p>
@@ -545,59 +489,41 @@
       <w:bookmarkEnd w:id="5"/>
       <w:r>
         <w:rPr/>
-        <w:t xml:space="preserve">. </w:t>
-      </w:r>
-      <w:r>
-        <w:rPr/>
-        <w:t>На мой вгляд очень удобно</w:t>
-      </w:r>
-    </w:p>
-    <w:p>
-      <w:pPr>
-        <w:pStyle w:val="Normal"/>
-        <w:rPr/>
-      </w:pPr>
-      <w:r>
-        <w:rPr/>
-      </w:r>
-    </w:p>
-    <w:p>
-      <w:pPr>
-        <w:pStyle w:val="Normal"/>
-        <w:rPr/>
-      </w:pPr>
-      <w:r>
-        <w:rPr/>
-      </w:r>
-    </w:p>
-    <w:p>
-      <w:pPr>
-        <w:pStyle w:val="Normal"/>
-        <w:rPr>
-          <w:b/>
-          <w:bCs/>
-        </w:rPr>
-      </w:pPr>
-      <w:r>
-        <w:rPr>
-          <w:b/>
-          <w:bCs/>
-        </w:rPr>
-        <w:t xml:space="preserve">// </w:t>
-      </w:r>
-      <w:r>
-        <w:rPr>
-          <w:b/>
-          <w:bCs/>
-        </w:rPr>
-        <w:t xml:space="preserve">Слайд </w:t>
-      </w:r>
-      <w:r>
-        <w:rPr>
-          <w:b/>
-          <w:bCs/>
-        </w:rPr>
-        <w:t>6</w:t>
+        <w:t>. На мой вгляд очень удобно</w:t>
+      </w:r>
+    </w:p>
+    <w:p>
+      <w:pPr>
+        <w:pStyle w:val="Normal"/>
+        <w:rPr/>
+      </w:pPr>
+      <w:r>
+        <w:rPr/>
+      </w:r>
+    </w:p>
+    <w:p>
+      <w:pPr>
+        <w:pStyle w:val="Normal"/>
+        <w:rPr/>
+      </w:pPr>
+      <w:r>
+        <w:rPr/>
+      </w:r>
+    </w:p>
+    <w:p>
+      <w:pPr>
+        <w:pStyle w:val="Normal"/>
+        <w:rPr>
+          <w:b/>
+          <w:bCs/>
+        </w:rPr>
+      </w:pPr>
+      <w:r>
+        <w:rPr>
+          <w:b/>
+          <w:bCs/>
+        </w:rPr>
+        <w:t>// Слайд 6</w:t>
       </w:r>
     </w:p>
     <w:p>
@@ -610,88 +536,60 @@
           <w:b w:val="false"/>
           <w:bCs w:val="false"/>
         </w:rPr>
-        <w:t xml:space="preserve">А как же асинхронные запросы. </w:t>
-      </w:r>
-      <w:r>
-        <w:rPr>
-          <w:b w:val="false"/>
-          <w:bCs w:val="false"/>
-        </w:rPr>
-        <w:t>Для чтения данных по апи и их вывода можно в</w:t>
+        <w:t>А как же асинхронные запросы. Для чтения данных по апи и их вывода можно в</w:t>
       </w:r>
       <w:r>
         <w:rPr>
           <w:rFonts w:ascii="Arial" w:hAnsi="Arial"/>
           <w:sz w:val="24"/>
         </w:rPr>
-        <w:t xml:space="preserve"> эффекте запрашивать данные, сохранять в сигналы </w:t>
-      </w:r>
-      <w:r>
+        <w:t xml:space="preserve"> эффекте запрашивать данные, сохранять в сигналы и выводить на UI. Но лично я за использования библиотек, таких как @reduxjs/toolkit/query, @tanstack/react-query. Они дают очень много фишек, таких как кеширование и инвалидация запросов. Автоматическое чтение при изменение параметров запроса и т.д.</w:t>
+      </w:r>
+    </w:p>
+    <w:p>
+      <w:pPr>
+        <w:pStyle w:val="Normal"/>
         <w:rPr>
           <w:rFonts w:ascii="Arial" w:hAnsi="Arial"/>
           <w:sz w:val="24"/>
         </w:rPr>
-        <w:t>и выводить на UI. Но лично я за использования библиотек, таких как @reduxjs/toolkit/query, @tanstack/react-query. Они дают очень много фишек, таких как кеширование и инвалидация запросов. Автоматическое чтение при изменение параметров запроса и т.д.</w:t>
-      </w:r>
-    </w:p>
-    <w:p>
-      <w:pPr>
-        <w:pStyle w:val="Normal"/>
+      </w:pPr>
+      <w:r>
         <w:rPr>
           <w:rFonts w:ascii="Arial" w:hAnsi="Arial"/>
           <w:sz w:val="24"/>
         </w:rPr>
-      </w:pPr>
-      <w:r>
+      </w:r>
+    </w:p>
+    <w:p>
+      <w:pPr>
+        <w:pStyle w:val="Normal"/>
         <w:rPr>
           <w:rFonts w:ascii="Arial" w:hAnsi="Arial"/>
           <w:sz w:val="24"/>
         </w:rPr>
-      </w:r>
-    </w:p>
-    <w:p>
-      <w:pPr>
-        <w:pStyle w:val="Normal"/>
+      </w:pPr>
+      <w:r>
         <w:rPr>
           <w:rFonts w:ascii="Arial" w:hAnsi="Arial"/>
           <w:sz w:val="24"/>
         </w:rPr>
-      </w:pPr>
-      <w:r>
-        <w:rPr>
-          <w:rFonts w:ascii="Arial" w:hAnsi="Arial"/>
-          <w:sz w:val="24"/>
-        </w:rPr>
-      </w:r>
-    </w:p>
-    <w:p>
-      <w:pPr>
-        <w:pStyle w:val="Normal"/>
-        <w:rPr>
-          <w:b/>
-          <w:bCs/>
-        </w:rPr>
-      </w:pPr>
-      <w:r>
-        <w:rPr>
-          <w:b/>
-          <w:bCs/>
-        </w:rPr>
-        <w:t xml:space="preserve">// </w:t>
-      </w:r>
-      <w:r>
-        <w:rPr>
-          <w:b/>
-          <w:bCs/>
-        </w:rPr>
-        <w:t xml:space="preserve">Слайд </w:t>
-      </w:r>
-      <w:r>
-        <w:rPr>
-          <w:b/>
-          <w:bCs/>
-        </w:rPr>
-        <w:t>6 Итоги</w:t>
+      </w:r>
+    </w:p>
+    <w:p>
+      <w:pPr>
+        <w:pStyle w:val="Normal"/>
+        <w:rPr>
+          <w:b/>
+          <w:bCs/>
+        </w:rPr>
+      </w:pPr>
+      <w:r>
+        <w:rPr>
+          <w:b/>
+          <w:bCs/>
+        </w:rPr>
+        <w:t>// Слайд 6 Итоги</w:t>
       </w:r>
     </w:p>
     <w:p>
@@ -920,12 +818,12 @@
       <w:start w:val="1"/>
       <w:numFmt w:val="bullet"/>
       <w:lvlText w:val=""/>
-      <w:lvlJc w:val="start"/>
+      <w:lvlJc w:val="left"/>
       <w:pPr>
         <w:tabs>
           <w:tab w:val="num" w:pos="720"/>
         </w:tabs>
-        <w:ind w:start="720" w:hanging="360"/>
+        <w:ind w:left="720" w:hanging="360"/>
       </w:pPr>
       <w:rPr>
         <w:rFonts w:ascii="Symbol" w:hAnsi="Symbol" w:cs="Symbol" w:hint="default"/>
@@ -935,12 +833,12 @@
       <w:start w:val="1"/>
       <w:numFmt w:val="bullet"/>
       <w:lvlText w:val="◦"/>
-      <w:lvlJc w:val="start"/>
+      <w:lvlJc w:val="left"/>
       <w:pPr>
         <w:tabs>
           <w:tab w:val="num" w:pos="1080"/>
         </w:tabs>
-        <w:ind w:start="1080" w:hanging="360"/>
+        <w:ind w:left="1080" w:hanging="360"/>
       </w:pPr>
       <w:rPr>
         <w:rFonts w:ascii="OpenSymbol" w:hAnsi="OpenSymbol" w:cs="OpenSymbol" w:hint="default"/>
@@ -950,12 +848,12 @@
       <w:start w:val="1"/>
       <w:numFmt w:val="bullet"/>
       <w:lvlText w:val="▪"/>
-      <w:lvlJc w:val="start"/>
+      <w:lvlJc w:val="left"/>
       <w:pPr>
         <w:tabs>
           <w:tab w:val="num" w:pos="1440"/>
         </w:tabs>
-        <w:ind w:start="1440" w:hanging="360"/>
+        <w:ind w:left="1440" w:hanging="360"/>
       </w:pPr>
       <w:rPr>
         <w:rFonts w:ascii="OpenSymbol" w:hAnsi="OpenSymbol" w:cs="OpenSymbol" w:hint="default"/>
@@ -965,12 +863,12 @@
       <w:start w:val="1"/>
       <w:numFmt w:val="bullet"/>
       <w:lvlText w:val=""/>
-      <w:lvlJc w:val="start"/>
+      <w:lvlJc w:val="left"/>
       <w:pPr>
         <w:tabs>
           <w:tab w:val="num" w:pos="1800"/>
         </w:tabs>
-        <w:ind w:start="1800" w:hanging="360"/>
+        <w:ind w:left="1800" w:hanging="360"/>
       </w:pPr>
       <w:rPr>
         <w:rFonts w:ascii="Symbol" w:hAnsi="Symbol" w:cs="Symbol" w:hint="default"/>
@@ -980,12 +878,12 @@
       <w:start w:val="1"/>
       <w:numFmt w:val="bullet"/>
       <w:lvlText w:val="◦"/>
-      <w:lvlJc w:val="start"/>
+      <w:lvlJc w:val="left"/>
       <w:pPr>
         <w:tabs>
           <w:tab w:val="num" w:pos="2160"/>
         </w:tabs>
-        <w:ind w:start="2160" w:hanging="360"/>
+        <w:ind w:left="2160" w:hanging="360"/>
       </w:pPr>
       <w:rPr>
         <w:rFonts w:ascii="OpenSymbol" w:hAnsi="OpenSymbol" w:cs="OpenSymbol" w:hint="default"/>
@@ -995,12 +893,12 @@
       <w:start w:val="1"/>
       <w:numFmt w:val="bullet"/>
       <w:lvlText w:val="▪"/>
-      <w:lvlJc w:val="start"/>
+      <w:lvlJc w:val="left"/>
       <w:pPr>
         <w:tabs>
           <w:tab w:val="num" w:pos="2520"/>
         </w:tabs>
-        <w:ind w:start="2520" w:hanging="360"/>
+        <w:ind w:left="2520" w:hanging="360"/>
       </w:pPr>
       <w:rPr>
         <w:rFonts w:ascii="OpenSymbol" w:hAnsi="OpenSymbol" w:cs="OpenSymbol" w:hint="default"/>
@@ -1010,12 +908,12 @@
       <w:start w:val="1"/>
       <w:numFmt w:val="bullet"/>
       <w:lvlText w:val=""/>
-      <w:lvlJc w:val="start"/>
+      <w:lvlJc w:val="left"/>
       <w:pPr>
         <w:tabs>
           <w:tab w:val="num" w:pos="2880"/>
         </w:tabs>
-        <w:ind w:start="2880" w:hanging="360"/>
+        <w:ind w:left="2880" w:hanging="360"/>
       </w:pPr>
       <w:rPr>
         <w:rFonts w:ascii="Symbol" w:hAnsi="Symbol" w:cs="Symbol" w:hint="default"/>
@@ -1025,12 +923,12 @@
       <w:start w:val="1"/>
       <w:numFmt w:val="bullet"/>
       <w:lvlText w:val="◦"/>
-      <w:lvlJc w:val="start"/>
+      <w:lvlJc w:val="left"/>
       <w:pPr>
         <w:tabs>
           <w:tab w:val="num" w:pos="3240"/>
         </w:tabs>
-        <w:ind w:start="3240" w:hanging="360"/>
+        <w:ind w:left="3240" w:hanging="360"/>
       </w:pPr>
       <w:rPr>
         <w:rFonts w:ascii="OpenSymbol" w:hAnsi="OpenSymbol" w:cs="OpenSymbol" w:hint="default"/>
@@ -1040,12 +938,12 @@
       <w:start w:val="1"/>
       <w:numFmt w:val="bullet"/>
       <w:lvlText w:val="▪"/>
-      <w:lvlJc w:val="start"/>
+      <w:lvlJc w:val="left"/>
       <w:pPr>
         <w:tabs>
           <w:tab w:val="num" w:pos="3600"/>
         </w:tabs>
-        <w:ind w:start="3600" w:hanging="360"/>
+        <w:ind w:left="3600" w:hanging="360"/>
       </w:pPr>
       <w:rPr>
         <w:rFonts w:ascii="OpenSymbol" w:hAnsi="OpenSymbol" w:cs="OpenSymbol" w:hint="default"/>
@@ -1058,12 +956,12 @@
       <w:numFmt w:val="none"/>
       <w:suff w:val="nothing"/>
       <w:lvlText w:val=""/>
-      <w:lvlJc w:val="start"/>
+      <w:lvlJc w:val="left"/>
       <w:pPr>
         <w:tabs>
           <w:tab w:val="num" w:pos="0"/>
         </w:tabs>
-        <w:ind w:start="0" w:hanging="0"/>
+        <w:ind w:left="0" w:hanging="0"/>
       </w:pPr>
     </w:lvl>
     <w:lvl w:ilvl="1">
@@ -1071,12 +969,12 @@
       <w:numFmt w:val="none"/>
       <w:suff w:val="nothing"/>
       <w:lvlText w:val=""/>
-      <w:lvlJc w:val="start"/>
+      <w:lvlJc w:val="left"/>
       <w:pPr>
         <w:tabs>
           <w:tab w:val="num" w:pos="0"/>
         </w:tabs>
-        <w:ind w:start="0" w:hanging="0"/>
+        <w:ind w:left="0" w:hanging="0"/>
       </w:pPr>
     </w:lvl>
     <w:lvl w:ilvl="2">
@@ -1084,12 +982,12 @@
       <w:numFmt w:val="none"/>
       <w:suff w:val="nothing"/>
       <w:lvlText w:val=""/>
-      <w:lvlJc w:val="start"/>
+      <w:lvlJc w:val="left"/>
       <w:pPr>
         <w:tabs>
           <w:tab w:val="num" w:pos="0"/>
         </w:tabs>
-        <w:ind w:start="0" w:hanging="0"/>
+        <w:ind w:left="0" w:hanging="0"/>
       </w:pPr>
     </w:lvl>
     <w:lvl w:ilvl="3">
@@ -1097,12 +995,12 @@
       <w:numFmt w:val="none"/>
       <w:suff w:val="nothing"/>
       <w:lvlText w:val=""/>
-      <w:lvlJc w:val="start"/>
+      <w:lvlJc w:val="left"/>
       <w:pPr>
         <w:tabs>
           <w:tab w:val="num" w:pos="0"/>
         </w:tabs>
-        <w:ind w:start="0" w:hanging="0"/>
+        <w:ind w:left="0" w:hanging="0"/>
       </w:pPr>
     </w:lvl>
     <w:lvl w:ilvl="4">
@@ -1110,12 +1008,12 @@
       <w:numFmt w:val="none"/>
       <w:suff w:val="nothing"/>
       <w:lvlText w:val=""/>
-      <w:lvlJc w:val="start"/>
+      <w:lvlJc w:val="left"/>
       <w:pPr>
         <w:tabs>
           <w:tab w:val="num" w:pos="0"/>
         </w:tabs>
-        <w:ind w:start="0" w:hanging="0"/>
+        <w:ind w:left="0" w:hanging="0"/>
       </w:pPr>
     </w:lvl>
     <w:lvl w:ilvl="5">
@@ -1123,12 +1021,12 @@
       <w:numFmt w:val="none"/>
       <w:suff w:val="nothing"/>
       <w:lvlText w:val=""/>
-      <w:lvlJc w:val="start"/>
+      <w:lvlJc w:val="left"/>
       <w:pPr>
         <w:tabs>
           <w:tab w:val="num" w:pos="0"/>
         </w:tabs>
-        <w:ind w:start="0" w:hanging="0"/>
+        <w:ind w:left="0" w:hanging="0"/>
       </w:pPr>
     </w:lvl>
     <w:lvl w:ilvl="6">
@@ -1136,12 +1034,12 @@
       <w:numFmt w:val="none"/>
       <w:suff w:val="nothing"/>
       <w:lvlText w:val=""/>
-      <w:lvlJc w:val="start"/>
+      <w:lvlJc w:val="left"/>
       <w:pPr>
         <w:tabs>
           <w:tab w:val="num" w:pos="0"/>
         </w:tabs>
-        <w:ind w:start="0" w:hanging="0"/>
+        <w:ind w:left="0" w:hanging="0"/>
       </w:pPr>
     </w:lvl>
     <w:lvl w:ilvl="7">
@@ -1149,12 +1047,12 @@
       <w:numFmt w:val="none"/>
       <w:suff w:val="nothing"/>
       <w:lvlText w:val=""/>
-      <w:lvlJc w:val="start"/>
+      <w:lvlJc w:val="left"/>
       <w:pPr>
         <w:tabs>
           <w:tab w:val="num" w:pos="0"/>
         </w:tabs>
-        <w:ind w:start="0" w:hanging="0"/>
+        <w:ind w:left="0" w:hanging="0"/>
       </w:pPr>
     </w:lvl>
     <w:lvl w:ilvl="8">
@@ -1162,12 +1060,12 @@
       <w:numFmt w:val="none"/>
       <w:suff w:val="nothing"/>
       <w:lvlText w:val=""/>
-      <w:lvlJc w:val="start"/>
+      <w:lvlJc w:val="left"/>
       <w:pPr>
         <w:tabs>
           <w:tab w:val="num" w:pos="0"/>
         </w:tabs>
-        <w:ind w:start="0" w:hanging="0"/>
+        <w:ind w:left="0" w:hanging="0"/>
       </w:pPr>
     </w:lvl>
   </w:abstractNum>
@@ -1582,9 +1480,10 @@
     <w:qFormat/>
     <w:pPr>
       <w:widowControl/>
+      <w:suppressAutoHyphens w:val="true"/>
       <w:bidi w:val="0"/>
       <w:spacing w:before="0" w:after="0"/>
-      <w:jc w:val="start"/>
+      <w:jc w:val="left"/>
     </w:pPr>
     <w:rPr>
       <w:rFonts w:ascii="Calibri" w:hAnsi="Calibri" w:eastAsia="Calibri" w:cs="" w:asciiTheme="minorHAnsi" w:cstheme="minorBidi" w:eastAsiaTheme="minorHAnsi" w:hAnsiTheme="minorHAnsi"/>
@@ -1604,8 +1503,8 @@
     <w:qFormat/>
     <w:rPr/>
   </w:style>
-  <w:style w:type="character" w:styleId="Bullets">
-    <w:name w:val="Bullets"/>
+  <w:style w:type="character" w:styleId="Bulletsuser">
+    <w:name w:val="Bullets (user)"/>
     <w:qFormat/>
     <w:rPr>
       <w:rFonts w:ascii="OpenSymbol" w:hAnsi="OpenSymbol" w:eastAsia="OpenSymbol" w:cs="OpenSymbol"/>
@@ -1697,9 +1596,10 @@
         <w:tab w:val="left" w:pos="13680" w:leader="none"/>
         <w:tab w:val="left" w:pos="14400" w:leader="none"/>
       </w:tabs>
+      <w:suppressAutoHyphens w:val="true"/>
       <w:bidi w:val="0"/>
       <w:spacing w:lineRule="auto" w:line="223" w:before="5" w:after="5"/>
-      <w:jc w:val="start"/>
+      <w:jc w:val="left"/>
     </w:pPr>
     <w:rPr>
       <w:rFonts w:ascii="Noto Sans CJK SC" w:hAnsi="Noto Sans CJK SC" w:eastAsia="Noto Sans" w:cs="JetBrains Mono"/>

--- a/Преза/Управление состоянием в React при помощи Signals.docx
+++ b/Преза/Управление состоянием в React при помощи Signals.docx
@@ -65,6 +65,59 @@
       <w:r>
         <w:rPr/>
         <w:t>Рассмотрим какие инструменты у нас сейчас есть и какие проблемы они имеют.</w:t>
+      </w:r>
+    </w:p>
+    <w:p>
+      <w:pPr>
+        <w:pStyle w:val="DefaultDrawingStyle"/>
+        <w:tabs>
+          <w:tab w:val="left" w:pos="15120" w:leader="none"/>
+          <w:tab w:val="left" w:pos="15840" w:leader="none"/>
+          <w:tab w:val="left" w:pos="16560" w:leader="none"/>
+        </w:tabs>
+        <w:spacing w:lineRule="auto" w:line="240" w:before="62" w:after="62"/>
+        <w:ind w:hanging="0" w:left="0" w:right="0"/>
+        <w:rPr>
+          <w:rFonts w:ascii="Arial" w:hAnsi="Arial"/>
+          <w:sz w:val="24"/>
+        </w:rPr>
+      </w:pPr>
+      <w:r>
+        <w:rPr>
+          <w:rFonts w:ascii="Arial" w:hAnsi="Arial"/>
+          <w:sz w:val="24"/>
+        </w:rPr>
+        <w:t xml:space="preserve">Встроенные useState. </w:t>
+      </w:r>
+      <w:r>
+        <w:rPr>
+          <w:rFonts w:ascii="Arial" w:hAnsi="Arial"/>
+          <w:sz w:val="24"/>
+        </w:rPr>
+        <w:t>Какие недостатки есть у него?</w:t>
+      </w:r>
+    </w:p>
+    <w:p>
+      <w:pPr>
+        <w:pStyle w:val="DefaultDrawingStyle"/>
+        <w:tabs>
+          <w:tab w:val="left" w:pos="15120" w:leader="none"/>
+          <w:tab w:val="left" w:pos="15840" w:leader="none"/>
+          <w:tab w:val="left" w:pos="16560" w:leader="none"/>
+        </w:tabs>
+        <w:spacing w:lineRule="auto" w:line="240" w:before="62" w:after="62"/>
+        <w:ind w:hanging="0" w:left="0" w:right="0"/>
+        <w:rPr>
+          <w:rFonts w:ascii="Arial" w:hAnsi="Arial"/>
+          <w:sz w:val="24"/>
+        </w:rPr>
+      </w:pPr>
+      <w:r>
+        <w:rPr>
+          <w:rFonts w:ascii="Arial" w:hAnsi="Arial"/>
+          <w:sz w:val="24"/>
+        </w:rPr>
+        <w:t>для каждого значения нужен свой useState.</w:t>
       </w:r>
     </w:p>
     <w:p>
